--- a/Mi_Historia_Profesional_Completa_Final_Octubre_2026.docx
+++ b/Mi_Historia_Profesional_Completa_Final_Octubre_2026.docx
@@ -4191,6 +4191,38 @@
           <w:szCs w:val="20"/>
         </w:rPr>
         <w:t xml:space="preserve"> Electricidad, AutoCAD, Microsoft Office.</w:t>
+      </w:r>
+    </w:p>
+    <w:p>
+      <w:pPr>
+        <w:pBdr>
+          <w:top w:val="nil"/>
+          <w:left w:val="nil"/>
+          <w:bottom w:val="nil"/>
+          <w:right w:val="nil"/>
+          <w:between w:val="nil"/>
+        </w:pBdr>
+      </w:pPr>
+    </w:p>
+    <w:p>
+      <w:pPr>
+        <w:pBdr>
+          <w:top w:val="nil"/>
+          <w:left w:val="nil"/>
+          <w:bottom w:val="nil"/>
+          <w:right w:val="nil"/>
+          <w:between w:val="nil"/>
+        </w:pBdr>
+      </w:pPr>
+      <w:r>
+        <w:rPr>
+          <w:b/>
+          <w:bCs/>
+        </w:rPr>
+        <w:t>PDT</w:t>
+      </w:r>
+      <w:r>
+        <w:t xml:space="preserve"> es Program Diagnostic Tool (Herramienta de Diagnóstico de Programas), para las centrales telefónicas de Nortel (como las familias Meridian 1 y Succession / Communication Server 1000)</w:t>
       </w:r>
     </w:p>
     <w:p>
@@ -7819,7 +7851,6 @@
   <w:style w:type="character" w:default="1" w:styleId="Fuentedeprrafopredeter">
     <w:name w:val="Default Paragraph Font"/>
     <w:uiPriority w:val="1"/>
-    <w:semiHidden/>
     <w:unhideWhenUsed/>
   </w:style>
   <w:style w:type="table" w:default="1" w:styleId="Tablanormal">
